--- a/QA/FETCH-System-and-Analytics-Guide.docx
+++ b/QA/FETCH-System-and-Analytics-Guide.docx
@@ -2503,7 +2503,7 @@
         <w:rPr>
           <w:rFonts w:ascii="Calibri" w:cs="Calibri" w:eastAsia="Calibri" w:hAnsi="Calibri"/>
         </w:rPr>
-        <w:t xml:space="preserve"> (administrator only): removes a sale. The activity log keeps a full copy of it, items included.</w:t>
+        <w:t xml:space="preserve"> (administrator only): removes a sale. The activity log keeps a copy of it: its number, date, cashier, customer, totals and every item.</w:t>
       </w:r>
     </w:p>
     <w:p>
@@ -7587,35 +7587,35 @@
                 <w:sz w:val="20"/>
                 <w:szCs w:val="20"/>
               </w:rPr>
-              <w:t xml:space="preserve">Sales 7 days before that</w:t>
-            </w:r>
-          </w:p>
-          <w:p>
-            <w:pPr>
-              <w:spacing w:after="40" w:line="260"/>
-            </w:pPr>
-            <w:r>
-              <w:rPr>
-                <w:rFonts w:ascii="Calibri" w:cs="Calibri" w:eastAsia="Calibri" w:hAnsi="Calibri"/>
-                <w:color w:val="1F2937"/>
-                <w:sz w:val="20"/>
-                <w:szCs w:val="20"/>
-              </w:rPr>
-              <w:t xml:space="preserve">Sales 14 days before that</w:t>
-            </w:r>
-          </w:p>
-          <w:p>
-            <w:pPr>
-              <w:spacing w:after="40" w:line="260"/>
-            </w:pPr>
-            <w:r>
-              <w:rPr>
-                <w:rFonts w:ascii="Calibri" w:cs="Calibri" w:eastAsia="Calibri" w:hAnsi="Calibri"/>
-                <w:color w:val="1F2937"/>
-                <w:sz w:val="20"/>
-                <w:szCs w:val="20"/>
-              </w:rPr>
-              <w:t xml:space="preserve">Sales 28 days before that</w:t>
+              <w:t xml:space="preserve">Sales a week before the first day forecast</w:t>
+            </w:r>
+          </w:p>
+          <w:p>
+            <w:pPr>
+              <w:spacing w:after="40" w:line="260"/>
+            </w:pPr>
+            <w:r>
+              <w:rPr>
+                <w:rFonts w:ascii="Calibri" w:cs="Calibri" w:eastAsia="Calibri" w:hAnsi="Calibri"/>
+                <w:color w:val="1F2937"/>
+                <w:sz w:val="20"/>
+                <w:szCs w:val="20"/>
+              </w:rPr>
+              <w:t xml:space="preserve">Sales two weeks before it</w:t>
+            </w:r>
+          </w:p>
+          <w:p>
+            <w:pPr>
+              <w:spacing w:after="40" w:line="260"/>
+            </w:pPr>
+            <w:r>
+              <w:rPr>
+                <w:rFonts w:ascii="Calibri" w:cs="Calibri" w:eastAsia="Calibri" w:hAnsi="Calibri"/>
+                <w:color w:val="1F2937"/>
+                <w:sz w:val="20"/>
+                <w:szCs w:val="20"/>
+              </w:rPr>
+              <w:t xml:space="preserve">Sales four weeks before it</w:t>
             </w:r>
           </w:p>
         </w:tc>

--- a/QA/FETCH-System-and-Analytics-Guide.docx
+++ b/QA/FETCH-System-and-Analytics-Guide.docx
@@ -13573,7 +13573,7 @@
         <w:rPr>
           <w:rFonts w:ascii="Calibri" w:cs="Calibri" w:eastAsia="Calibri" w:hAnsi="Calibri"/>
         </w:rPr>
-        <w:t xml:space="preserve">Say these whenever the forecast is presented. Stating them is a strength, not a weakness.</w:t>
+        <w:t xml:space="preserve">Say these whenever the forecast is presented. Stating them is a strength, not a weakness. The figures for made-up products below are the forecast before its last-step correction, which would then multiply each by its category's factor.</w:t>
       </w:r>
     </w:p>
     <w:tbl>
